--- a/documents/incident_reports/INC-2025-04872_Rotterdam_Pipeline_Failure.docx
+++ b/documents/incident_reports/INC-2025-04872_Rotterdam_Pipeline_Failure.docx
@@ -643,7 +643,7 @@
               <w:bottom w:val="none"/>
               <w:right w:val="none"/>
             </w:tcBorders>
-            <w:shd w:color="DC2626" w:val="solid"/>
+            <w:shd w:color="1B2A4A" w:val="solid"/>
           </w:tcPr>
           <w:p>
             <w:pPr>
@@ -2468,7 +2468,7 @@
               <w:bottom w:val="none"/>
               <w:right w:val="none"/>
             </w:tcBorders>
-            <w:shd w:color="DC2626" w:val="solid"/>
+            <w:shd w:color="1B2A4A" w:val="solid"/>
           </w:tcPr>
           <w:p>
             <w:pPr>

--- a/documents/incident_reports/INC-2025-04872_Rotterdam_Pipeline_Failure.docx
+++ b/documents/incident_reports/INC-2025-04872_Rotterdam_Pipeline_Failure.docx
@@ -2505,7 +2505,7 @@
                 <w:sz w:val="20"/>
                 <w:szCs w:val="20"/>
               </w:rPr>
-              <w:t xml:space="preserve">This incident validates the $48M annual cost estimate for Nightmare #1 (Phantom Inventory). If a single 72-hour outage at one DC creates 847 phantom units and costs €30,500, the cumulative impact across 28 DCs with no monitoring is catastrophic. Pipeline health monitoring is Priority #1 for Project CLARITY Phase 1.</w:t>
+              <w:t xml:space="preserve">This incident validates the $48M annual cost estimate for Nightmare #1 (Phantom Inventory). If a single 72-hour outage at one DC creates 847 phantom units and costs €30,500, the cumulative impact across 28 DCs with no monitoring is catastrophic. Pipeline health monitoring is Priority #1 for Project Qlarity Phase 1.</w:t>
             </w:r>
           </w:p>
         </w:tc>
